--- a/lab2/实验报告Lab2.docx
+++ b/lab2/实验报告Lab2.docx
@@ -14,39 +14,29 @@
         <w:rPr>
           <w:rFonts w:hint="eastAsia"/>
         </w:rPr>
-        <w:t>实验报告-Lab</w:t>
-      </w:r>
-      <w:r>
-        <w:rPr>
-          <w:rFonts w:hint="eastAsia"/>
-        </w:rPr>
-        <w:t>2</w:t>
+        <w:t>实验报告-Lab2</w:t>
       </w:r>
     </w:p>
     <w:p>
       <w:pPr>
         <w:pStyle w:val="2"/>
-      </w:pPr>
-      <w:r>
-        <w:rPr>
-          <w:rFonts w:hint="eastAsia"/>
-        </w:rPr>
-        <w:t>运行</w:t>
-      </w:r>
-      <w:r>
-        <w:rPr>
-          <w:rFonts w:hint="eastAsia"/>
-        </w:rPr>
-        <w:t>/测试</w:t>
-      </w:r>
-      <w:r>
-        <w:rPr>
-          <w:rFonts w:hint="eastAsia"/>
-        </w:rPr>
-        <w:t>截图</w:t>
-      </w:r>
-    </w:p>
-    <w:p>
+        <w:rPr>
+          <w:rFonts w:hint="eastAsia"/>
+        </w:rPr>
+      </w:pPr>
+      <w:r>
+        <w:rPr>
+          <w:rFonts w:hint="eastAsia"/>
+        </w:rPr>
+        <w:t>运行/测试截图</w:t>
+      </w:r>
+    </w:p>
+    <w:p>
+      <w:pPr>
+        <w:rPr>
+          <w:rFonts w:hint="eastAsia"/>
+        </w:rPr>
+      </w:pPr>
       <w:r>
         <w:rPr>
           <w:rFonts w:hint="eastAsia"/>
@@ -54,6 +44,9 @@
         <w:t>用例：</w:t>
       </w:r>
       <w:r>
+        <w:rPr>
+          <w:noProof/>
+        </w:rPr>
         <w:drawing>
           <wp:inline distT="0" distB="0" distL="0" distR="0" wp14:anchorId="6BBB8300" wp14:editId="5759551A">
             <wp:extent cx="5274310" cy="1496695"/>
@@ -110,6 +103,9 @@
     <w:p>
       <w:pPr>
         <w:pStyle w:val="3"/>
+        <w:rPr>
+          <w:rFonts w:hint="eastAsia"/>
+        </w:rPr>
       </w:pPr>
       <w:r>
         <w:rPr>
@@ -125,6 +121,9 @@
         </w:rPr>
       </w:pPr>
       <w:r>
+        <w:rPr>
+          <w:noProof/>
+        </w:rPr>
         <w:drawing>
           <wp:inline distT="0" distB="0" distL="0" distR="0" wp14:anchorId="79BFA2B6" wp14:editId="7C63477B">
             <wp:extent cx="2599077" cy="1375576"/>
@@ -168,6 +167,9 @@
         <w:t xml:space="preserve"> </w:t>
       </w:r>
       <w:r>
+        <w:rPr>
+          <w:noProof/>
+        </w:rPr>
         <w:drawing>
           <wp:inline distT="0" distB="0" distL="0" distR="0" wp14:anchorId="7F8114BD" wp14:editId="7D2D7328">
             <wp:extent cx="2537840" cy="1351722"/>
@@ -394,9 +396,9 @@
         </w:rPr>
         <w:lastRenderedPageBreak/>
         <w:drawing>
-          <wp:inline distT="0" distB="0" distL="0" distR="0" wp14:anchorId="02279F5D" wp14:editId="3D59FC24">
-            <wp:extent cx="5274310" cy="2841625"/>
-            <wp:effectExtent l="0" t="0" r="2540" b="0"/>
+          <wp:inline distT="0" distB="0" distL="0" distR="0" wp14:anchorId="02279F5D" wp14:editId="79BA081E">
+            <wp:extent cx="5160007" cy="2806811"/>
+            <wp:effectExtent l="0" t="0" r="3175" b="0"/>
             <wp:docPr id="10" name="图片 10"/>
             <wp:cNvGraphicFramePr>
               <a:graphicFrameLocks xmlns:a="http://schemas.openxmlformats.org/drawingml/2006/main" noChangeAspect="1"/>
@@ -415,9 +417,9 @@
                     </a:stretch>
                   </pic:blipFill>
                   <pic:spPr>
-                    <a:xfrm flipH="1">
+                    <a:xfrm>
                       <a:off x="0" y="0"/>
-                      <a:ext cx="5344855" cy="2879632"/>
+                      <a:ext cx="5447747" cy="2963329"/>
                     </a:xfrm>
                     <a:prstGeom prst="rect">
                       <a:avLst/>
@@ -439,6 +441,9 @@
     <w:p>
       <w:pPr>
         <w:pStyle w:val="3"/>
+        <w:rPr>
+          <w:rFonts w:hint="eastAsia"/>
+        </w:rPr>
       </w:pPr>
       <w:r>
         <w:rPr>
@@ -454,6 +459,9 @@
         </w:rPr>
       </w:pPr>
       <w:r>
+        <w:rPr>
+          <w:noProof/>
+        </w:rPr>
         <w:drawing>
           <wp:inline distT="0" distB="0" distL="0" distR="0" wp14:anchorId="2C1C6956" wp14:editId="79888FA1">
             <wp:extent cx="5274310" cy="782955"/>
@@ -497,6 +505,9 @@
         <w:t xml:space="preserve"> </w:t>
       </w:r>
       <w:r>
+        <w:rPr>
+          <w:noProof/>
+        </w:rPr>
         <w:drawing>
           <wp:inline distT="0" distB="0" distL="0" distR="0" wp14:anchorId="48E0AA16" wp14:editId="541FF127">
             <wp:extent cx="5274310" cy="593090"/>
@@ -768,6 +779,9 @@
     <w:p>
       <w:pPr>
         <w:pStyle w:val="3"/>
+        <w:rPr>
+          <w:rFonts w:hint="eastAsia"/>
+        </w:rPr>
       </w:pPr>
       <w:r>
         <w:rPr>
@@ -783,6 +797,9 @@
         </w:rPr>
       </w:pPr>
       <w:r>
+        <w:rPr>
+          <w:noProof/>
+        </w:rPr>
         <w:drawing>
           <wp:inline distT="0" distB="0" distL="0" distR="0" wp14:anchorId="097A50C4" wp14:editId="34791EA2">
             <wp:extent cx="3029373" cy="581106"/>
@@ -840,6 +857,9 @@
     <w:p>
       <w:pPr>
         <w:pStyle w:val="3"/>
+        <w:rPr>
+          <w:rFonts w:hint="eastAsia"/>
+        </w:rPr>
       </w:pPr>
       <w:r>
         <w:t>哪些语句按顺序完成计算</w:t>
@@ -849,12 +869,25 @@
       </w:r>
     </w:p>
     <w:p>
-      <w:r>
-        <w:rPr>
-          <w:rFonts w:hint="eastAsia"/>
-        </w:rPr>
-        <w:t>项目一</w:t>
-      </w:r>
+      <w:pPr>
+        <w:rPr>
+          <w:rFonts w:hint="eastAsia"/>
+        </w:rPr>
+      </w:pPr>
+      <w:r>
+        <w:rPr>
+          <w:rFonts w:hint="eastAsia"/>
+        </w:rPr>
+        <w:t>项目</w:t>
+      </w:r>
+      <w:proofErr w:type="gramStart"/>
+      <w:r>
+        <w:rPr>
+          <w:rFonts w:hint="eastAsia"/>
+        </w:rPr>
+        <w:t>一</w:t>
+      </w:r>
+      <w:proofErr w:type="gramEnd"/>
       <w:r>
         <w:rPr>
           <w:rFonts w:hint="eastAsia"/>
@@ -863,7 +896,15 @@
       </w:r>
     </w:p>
     <w:p>
-      <w:r>
+      <w:pPr>
+        <w:rPr>
+          <w:rFonts w:hint="eastAsia"/>
+        </w:rPr>
+      </w:pPr>
+      <w:r>
+        <w:rPr>
+          <w:noProof/>
+        </w:rPr>
         <w:drawing>
           <wp:inline distT="0" distB="0" distL="0" distR="0" wp14:anchorId="1DDAF43A" wp14:editId="73D80BEA">
             <wp:extent cx="4496427" cy="1676634"/>
@@ -902,6 +943,11 @@
       </w:r>
     </w:p>
     <w:p>
+      <w:pPr>
+        <w:rPr>
+          <w:rFonts w:hint="eastAsia"/>
+        </w:rPr>
+      </w:pPr>
       <w:r>
         <w:rPr>
           <w:rFonts w:hint="eastAsia"/>
@@ -910,7 +956,15 @@
       </w:r>
     </w:p>
     <w:p>
-      <w:r>
+      <w:pPr>
+        <w:rPr>
+          <w:rFonts w:hint="eastAsia"/>
+        </w:rPr>
+      </w:pPr>
+      <w:r>
+        <w:rPr>
+          <w:noProof/>
+        </w:rPr>
         <w:drawing>
           <wp:inline distT="0" distB="0" distL="0" distR="0" wp14:anchorId="376A5867" wp14:editId="05CE2EFA">
             <wp:extent cx="4191585" cy="2076740"/>
@@ -964,12 +1018,20 @@
     <w:p>
       <w:pPr>
         <w:pStyle w:val="3"/>
+        <w:rPr>
+          <w:rFonts w:hint="eastAsia"/>
+        </w:rPr>
       </w:pPr>
       <w:r>
         <w:t>为什么要先校验再计算？</w:t>
       </w:r>
     </w:p>
     <w:p>
+      <w:pPr>
+        <w:rPr>
+          <w:rFonts w:hint="eastAsia"/>
+        </w:rPr>
+      </w:pPr>
       <w:r>
         <w:rPr>
           <w:rFonts w:hint="eastAsia"/>
@@ -987,12 +1049,20 @@
     <w:p>
       <w:pPr>
         <w:pStyle w:val="3"/>
+        <w:rPr>
+          <w:rFonts w:hint="eastAsia"/>
+        </w:rPr>
       </w:pPr>
       <w:r>
         <w:t>两个短路表达式的右侧为什么会执行或不执行？</w:t>
       </w:r>
     </w:p>
     <w:p>
+      <w:pPr>
+        <w:rPr>
+          <w:rFonts w:hint="eastAsia"/>
+        </w:rPr>
+      </w:pPr>
       <w:r>
         <w:rPr>
           <w:rFonts w:hint="eastAsia"/>
@@ -1013,6 +1083,11 @@
       </w:r>
     </w:p>
     <w:p>
+      <w:pPr>
+        <w:rPr>
+          <w:rFonts w:hint="eastAsia"/>
+        </w:rPr>
+      </w:pPr>
       <w:r>
         <w:rPr>
           <w:rFonts w:hint="eastAsia"/>
@@ -1030,6 +1105,9 @@
     <w:p>
       <w:pPr>
         <w:pStyle w:val="2"/>
+        <w:rPr>
+          <w:rFonts w:hint="eastAsia"/>
+        </w:rPr>
       </w:pPr>
       <w:r>
         <w:rPr>
@@ -1045,6 +1123,9 @@
         </w:rPr>
       </w:pPr>
       <w:r>
+        <w:rPr>
+          <w:noProof/>
+        </w:rPr>
         <w:drawing>
           <wp:inline distT="0" distB="0" distL="0" distR="0" wp14:anchorId="3BBA9D66" wp14:editId="0AD33DB2">
             <wp:extent cx="5274310" cy="864870"/>
@@ -1112,6 +1193,9 @@
     <w:p>
       <w:pPr>
         <w:pStyle w:val="2"/>
+        <w:rPr>
+          <w:rFonts w:hint="eastAsia"/>
+        </w:rPr>
       </w:pPr>
       <w:r>
         <w:rPr>
@@ -1121,11 +1205,30 @@
       </w:r>
     </w:p>
     <w:p>
-      <w:r>
-        <w:rPr>
-          <w:rFonts w:hint="eastAsia"/>
-        </w:rPr>
-        <w:t>生成test.http文件，减少多余重复操作。</w:t>
+      <w:pPr>
+        <w:rPr>
+          <w:rFonts w:hint="eastAsia"/>
+        </w:rPr>
+      </w:pPr>
+      <w:r>
+        <w:rPr>
+          <w:rFonts w:hint="eastAsia"/>
+        </w:rPr>
+        <w:t>生成</w:t>
+      </w:r>
+      <w:proofErr w:type="spellStart"/>
+      <w:r>
+        <w:rPr>
+          <w:rFonts w:hint="eastAsia"/>
+        </w:rPr>
+        <w:t>test.http</w:t>
+      </w:r>
+      <w:proofErr w:type="spellEnd"/>
+      <w:r>
+        <w:rPr>
+          <w:rFonts w:hint="eastAsia"/>
+        </w:rPr>
+        <w:t>文件，减少多余重复操作。</w:t>
       </w:r>
     </w:p>
     <w:p>
@@ -1819,6 +1922,7 @@
   <w:style w:type="character" w:default="1" w:styleId="a0">
     <w:name w:val="Default Paragraph Font"/>
     <w:uiPriority w:val="1"/>
+    <w:semiHidden/>
     <w:unhideWhenUsed/>
   </w:style>
   <w:style w:type="table" w:default="1" w:styleId="a1">
